--- a/output/docx/es/BUFRCREX_TableB_es_04.docx
+++ b/output/docx/es/BUFRCREX_TableB_es_04.docx
@@ -4665,7 +4665,7 @@
                 <w:b w:val="0"/>
                 <w:sz w:val="16"/>
               </w:rPr>
-              <w:t>Note 48: Los descriptores de latitud y longitud 0 05 001 y 0 06 001 indican la posición del instrumento y no la medición (que se cifra separadamente en la secuencia de datos asociada).</w:t>
+              <w:t>Note B48: El descriptor 0 04 041 ha sido reemplazado por la combinación de 0 08 025 y 0 26 003 y no debe utilizarse para cifrar este elemento.</w:t>
             </w:r>
           </w:p>
         </w:tc>
@@ -6983,7 +6983,7 @@
           <w:i/>
           <w:sz w:val="14"/>
         </w:rPr>
-        <w:t>Note 27: Todas las horas están expresadas en Tiempo Universal Coordinado (UTC), a menos que se indique lo contrario. I.2 – BUFR/CREX Tabla B/04 – 3</w:t>
+        <w:t>Note B27: Todas las horas están expresadas en Tiempo Universal Coordinado (UTC), a menos que se indique lo contrario. I.2 – BUFR/CREX Tabla B/04 – 3</w:t>
       </w:r>
     </w:p>
     <w:p>
@@ -6993,7 +6993,7 @@
           <w:i/>
           <w:sz w:val="14"/>
         </w:rPr>
-        <w:t>Note 105: Para indicar períodos de tiempo o desplazamientos que preceden al tiempo definido actualmente se emplearán períodos de tiempo negativos o desplazamientos.</w:t>
+        <w:t>Note B105: Para indicar períodos de tiempo o desplazamientos que preceden al tiempo definido actualmente se emplearán períodos de tiempo negativos o desplazamientos.</w:t>
       </w:r>
     </w:p>
     <w:p>
@@ -7003,7 +7003,7 @@
           <w:i/>
           <w:sz w:val="14"/>
         </w:rPr>
-        <w:t>Note 145: La significación de los períodos o desplazamientos de tiempo se puede indicar utilizando la clave de significación del tiempo correspondiente a la referencia de tabla 0 08 021.</w:t>
+        <w:t>Note B145: La significación de los períodos o desplazamientos de tiempo se puede indicar utilizando la clave de significación del tiempo correspondiente a la referencia de tabla 0 08 021.</w:t>
       </w:r>
     </w:p>
     <w:p>
@@ -7013,7 +7013,7 @@
           <w:i/>
           <w:sz w:val="14"/>
         </w:rPr>
-        <w:t>Note 149: La localización del tiempo, cuando se utiliza con valores de predicción, indicará la hora del estado inicial de la predicción o el comienzo del período de predicción; cuando se utilice con promedios de conjunto de valores de predicción, la localización del tiempo indicará el estado inicial o el comienzo de la primera predicción de las que se obtienen los valores medios de conjunto</w:t>
+        <w:t>Note B149: La localización del tiempo, cuando se utiliza con valores de predicción, indicará la hora del estado inicial de la predicción o el comienzo del período de predicción; cuando se utilice con promedios de conjunto de valores de predicción, la localización del tiempo indicará el estado inicial o el comienzo de la primera predicción de las que se obtienen los valores medios de conjunto</w:t>
       </w:r>
     </w:p>
     <w:p>
@@ -7023,7 +7023,7 @@
           <w:i/>
           <w:sz w:val="14"/>
         </w:rPr>
-        <w:t>Note 158: Respecto a los períodos o desplazamientos de tiempo, e incrementos de tiempo, será necesario determinar la localización inicial del tiempo antes de utilizarlos, y a continuación, según corresponda, se indicará la definición y significación del tiempo.</w:t>
+        <w:t>Note B158: Respecto a los períodos o desplazamientos de tiempo, e incrementos de tiempo, será necesario determinar la localización inicial del tiempo antes de utilizarlos, y a continuación, según corresponda, se indicará la definición y significación del tiempo.</w:t>
       </w:r>
     </w:p>
     <w:p>
@@ -7033,7 +7033,7 @@
           <w:i/>
           <w:sz w:val="14"/>
         </w:rPr>
-        <w:t>Note 176: Cuando sea necesario indicar más de un período o desplazamiento de tiempo para hacer indicaciones de tiempo complejas se definirán en sucesión inmediata en el siguiente orden: período conjunto (según corresponda), seguido por el período de predicción (según corresponda), seguido por el período de promedio o acumulación (según corresponda).</w:t>
+        <w:t>Note B176: Cuando sea necesario indicar más de un período o desplazamiento de tiempo para hacer indicaciones de tiempo complejas se definirán en sucesión inmediata en el siguiente orden: período conjunto (según corresponda), seguido por el período de predicción (según corresponda), seguido por el período de promedio o acumulación (según corresponda).</w:t>
       </w:r>
     </w:p>
     <w:sectPr>
